--- a/docs/shamir_report_ieee.docx
+++ b/docs/shamir_report_ieee.docx
@@ -28,18 +28,6 @@
     <w:p>
       <w:pPr>
         <w:shd w:val="clear" w:color="auto" w:fill="003366"/>
-      </w:pPr>
-      <w:r>
-        <w:rPr>
-          <w:sz w:val="10"/>
-          <w:szCs w:val="10"/>
-        </w:rPr>
-        <w:t xml:space="preserve"> </w:t>
-      </w:r>
-    </w:p>
-    <w:p>
-      <w:pPr>
-        <w:shd w:val="clear" w:color="auto" w:fill="003366"/>
         <w:spacing w:before="120"/>
         <w:ind w:left="360" w:right="360"/>
         <w:jc w:val="center"/>
@@ -75,19 +63,6 @@
     </w:p>
     <w:p>
       <w:pPr>
-        <w:shd w:val="clear" w:color="auto" w:fill="003366"/>
-        <w:spacing w:after="240"/>
-      </w:pPr>
-      <w:r>
-        <w:rPr>
-          <w:sz w:val="10"/>
-          <w:szCs w:val="10"/>
-        </w:rPr>
-        <w:t xml:space="preserve"> </w:t>
-      </w:r>
-    </w:p>
-    <w:p>
-      <w:pPr>
         <w:spacing w:after="160"/>
       </w:pPr>
     </w:p>
@@ -312,14 +287,14 @@
         <w:rPr>
           <w:color w:val="1A1A1A"/>
         </w:rPr>
-        <w:t xml:space="preserve">The prevention mechanism employs high-degree polynomials — where the threshold t approaches or equals the total number of participants n — combined with verifiable hash-based commitments inspired by Pedersen's non-interactive verifiable secret sharing framework. An automated test suite comprising 20 to 25 test cases validates the attack's efficacy against vulnerable configurations, yielding a success rate of 90% or higher, in contrast to a 0% success rate following the application of the prevention mechanism. The project further provides rigorous mathematical proofs establishing both the vulnerability of low-degree </w:t>
+        <w:t xml:space="preserve">The prevention mechanism employs high-degree polynomials — where the threshold t approaches or equals the total number of participants n — combined with verifiable hash-based commitments inspired by Pedersen's non-interactive verifiable secret sharing framework. An automated test suite comprising 20 to 25 test cases validates the attack's efficacy against vulnerable configurations, yielding a success rate of 90% or higher, in contrast to a 0% success rate following the application of the prevention mechanism. The project further provides rigorous mathematical proofs establishing both the vulnerability of low-degree configurations and the security of high-degree configurations, supported by four mandatory performance analysis graphs. These graphs illustrate the trade-off between the security guarantees afforded by increasing polynomial degree and the associated computational overhead in terms of latency, setup time, and </w:t>
       </w:r>
       <w:r>
         <w:rPr>
           <w:color w:val="1A1A1A"/>
         </w:rPr>
         <w:lastRenderedPageBreak/>
-        <w:t>configurations and the security of high-degree configurations, supported by four mandatory performance analysis graphs. These graphs illustrate the trade-off between the security guarantees afforded by increasing polynomial degree and the associated computational overhead in terms of latency, setup time, and confidentiality. The results confirm that proper parameterization is not merely a best practice but a cryptographic necessity.</w:t>
+        <w:t>confidentiality. The results confirm that proper parameterization is not merely a best practice but a cryptographic necessity.</w:t>
       </w:r>
     </w:p>
     <w:p>
@@ -607,14 +582,7 @@
         <w:rPr>
           <w:color w:val="1A1A1A"/>
         </w:rPr>
-        <w:t xml:space="preserve"> absolutely no </w:t>
-      </w:r>
-      <w:r>
-        <w:rPr>
-          <w:color w:val="1A1A1A"/>
-        </w:rPr>
-        <w:lastRenderedPageBreak/>
-        <w:t>information about s. This property — known as perfect secrecy or information-theoretic security — is the scheme's most powerful feature, as it does not rely on unproven computational assumptions but holds unconditionally.</w:t>
+        <w:t xml:space="preserve"> absolutely no information about s. This property — known as perfect secrecy or information-theoretic security — is the scheme's most powerful feature, as it does not rely on unproven computational assumptions but holds unconditionally.</w:t>
       </w:r>
     </w:p>
     <w:p>
@@ -626,6 +594,7 @@
         <w:rPr>
           <w:color w:val="1A1A1A"/>
         </w:rPr>
+        <w:lastRenderedPageBreak/>
         <w:t>The mathematical mechanism underpinning this guarantee is the algebraic structure of polynomials. Shamir's scheme embeds the secret as the constant term of a randomly chosen polynomial of degree d = t - 1 over a large prime field. The shares correspond to evaluations of this polynomial at distinct non-zero points. Because a polynomial of degree d is uniquely determined by exactly d + 1 distinct point evaluations, the threshold property emerges naturally: t = d + 1 shares suffice to reconstruct the polynomial via Lagrange interpolation, and hence recover the secret, while t - 1 or fewer shares are consistent with any polynomial passing through those points, providing no information about the constant term.</w:t>
       </w:r>
     </w:p>
@@ -728,7 +697,6 @@
         <w:spacing w:after="80"/>
       </w:pPr>
       <w:r>
-        <w:lastRenderedPageBreak/>
         <w:t>Can the low-degree attack be reliably demonstrated through an efficient implementation, and what is the empirical success rate across a broad parameter space?</w:t>
       </w:r>
     </w:p>
@@ -894,8 +862,14 @@
         <w:rPr>
           <w:color w:val="1A1A1A"/>
         </w:rPr>
+        <w:t xml:space="preserve">Design and execute a comprehensive automated test suite comprising 20 to 25 test cases, varying the key parameters of the scheme — the number of participants n (ranging from 5 to 10), the threshold value t (both vulnerable low values and secure high values), and the secret value (randomly selected from the field). </w:t>
+      </w:r>
+      <w:r>
+        <w:rPr>
+          <w:color w:val="1A1A1A"/>
+        </w:rPr>
         <w:lastRenderedPageBreak/>
-        <w:t>Design and execute a comprehensive automated test suite comprising 20 to 25 test cases, varying the key parameters of the scheme — the number of participants n (ranging from 5 to 10), the threshold value t (both vulnerable low values and secure high values), and the secret value (randomly selected from the field). Collect empirical data on attack success rates both before and after applying the prevention mechanism, confirming the theoretical predictions.</w:t>
+        <w:t>Collect empirical data on attack success rates both before and after applying the prevention mechanism, confirming the theoretical predictions.</w:t>
       </w:r>
     </w:p>
     <w:p>
@@ -1031,14 +1005,7 @@
         <w:rPr>
           <w:color w:val="1A1A1A"/>
         </w:rPr>
-        <w:t xml:space="preserve">} mod q, where g is a generator of a cyclic group. </w:t>
-      </w:r>
-      <w:r>
-        <w:rPr>
-          <w:color w:val="1A1A1A"/>
-        </w:rPr>
-        <w:lastRenderedPageBreak/>
-        <w:t>Participants can verify their shares against these public commitments without revealing any information about the underlying coefficients, owing to the computational hardness of the discrete logarithm problem.</w:t>
+        <w:t>} mod q, where g is a generator of a cyclic group. Participants can verify their shares against these public commitments without revealing any information about the underlying coefficients, owing to the computational hardness of the discrete logarithm problem.</w:t>
       </w:r>
     </w:p>
     <w:p>
@@ -1050,7 +1017,14 @@
         <w:rPr>
           <w:color w:val="1A1A1A"/>
         </w:rPr>
-        <w:t xml:space="preserve">Pedersen's 1991 contribution, 'Non-Interactive and Information-Theoretic Secure Verifiable Secret Sharing,' achieved an even stronger result by providing information-theoretic security for the commitment scheme itself [4]. Pedersen's construction uses a two-dimensional commitment of the form </w:t>
+        <w:t xml:space="preserve">Pedersen's 1991 contribution, 'Non-Interactive and Information-Theoretic Secure Verifiable Secret Sharing,' achieved an even stronger result by providing information-theoretic security for the commitment </w:t>
+      </w:r>
+      <w:r>
+        <w:rPr>
+          <w:color w:val="1A1A1A"/>
+        </w:rPr>
+        <w:lastRenderedPageBreak/>
+        <w:t xml:space="preserve">scheme itself [4]. Pedersen's construction uses a two-dimensional commitment of the form </w:t>
       </w:r>
       <w:proofErr w:type="spellStart"/>
       <w:r>
@@ -1208,12 +1182,6 @@
         <w:gridCol w:w="1760"/>
       </w:tblGrid>
       <w:tr>
-        <w:tblPrEx>
-          <w:tblCellMar>
-            <w:top w:w="0" w:type="dxa"/>
-            <w:bottom w:w="0" w:type="dxa"/>
-          </w:tblCellMar>
-        </w:tblPrEx>
         <w:trPr>
           <w:tblHeader/>
         </w:trPr>
@@ -1423,12 +1391,6 @@
         </w:tc>
       </w:tr>
       <w:tr>
-        <w:tblPrEx>
-          <w:tblCellMar>
-            <w:top w:w="0" w:type="dxa"/>
-            <w:bottom w:w="0" w:type="dxa"/>
-          </w:tblCellMar>
-        </w:tblPrEx>
         <w:tc>
           <w:tcPr>
             <w:tcW w:w="2000" w:type="dxa"/>
@@ -1593,12 +1555,6 @@
         </w:tc>
       </w:tr>
       <w:tr>
-        <w:tblPrEx>
-          <w:tblCellMar>
-            <w:top w:w="0" w:type="dxa"/>
-            <w:bottom w:w="0" w:type="dxa"/>
-          </w:tblCellMar>
-        </w:tblPrEx>
         <w:tc>
           <w:tcPr>
             <w:tcW w:w="2000" w:type="dxa"/>
@@ -1763,12 +1719,6 @@
         </w:tc>
       </w:tr>
       <w:tr>
-        <w:tblPrEx>
-          <w:tblCellMar>
-            <w:top w:w="0" w:type="dxa"/>
-            <w:bottom w:w="0" w:type="dxa"/>
-          </w:tblCellMar>
-        </w:tblPrEx>
         <w:tc>
           <w:tcPr>
             <w:tcW w:w="2000" w:type="dxa"/>
@@ -1933,12 +1883,6 @@
         </w:tc>
       </w:tr>
       <w:tr>
-        <w:tblPrEx>
-          <w:tblCellMar>
-            <w:top w:w="0" w:type="dxa"/>
-            <w:bottom w:w="0" w:type="dxa"/>
-          </w:tblCellMar>
-        </w:tblPrEx>
         <w:tc>
           <w:tcPr>
             <w:tcW w:w="2000" w:type="dxa"/>
@@ -2103,12 +2047,6 @@
         </w:tc>
       </w:tr>
       <w:tr>
-        <w:tblPrEx>
-          <w:tblCellMar>
-            <w:top w:w="0" w:type="dxa"/>
-            <w:bottom w:w="0" w:type="dxa"/>
-          </w:tblCellMar>
-        </w:tblPrEx>
         <w:tc>
           <w:tcPr>
             <w:tcW w:w="2000" w:type="dxa"/>
@@ -2315,12 +2253,6 @@
         <w:gridCol w:w="6044"/>
       </w:tblGrid>
       <w:tr>
-        <w:tblPrEx>
-          <w:tblCellMar>
-            <w:top w:w="0" w:type="dxa"/>
-            <w:bottom w:w="0" w:type="dxa"/>
-          </w:tblCellMar>
-        </w:tblPrEx>
         <w:trPr>
           <w:tblHeader/>
         </w:trPr>
@@ -2462,12 +2394,6 @@
         </w:tc>
       </w:tr>
       <w:tr>
-        <w:tblPrEx>
-          <w:tblCellMar>
-            <w:top w:w="0" w:type="dxa"/>
-            <w:bottom w:w="0" w:type="dxa"/>
-          </w:tblCellMar>
-        </w:tblPrEx>
         <w:tc>
           <w:tcPr>
             <w:tcW w:w="700" w:type="dxa"/>
@@ -2578,12 +2504,6 @@
         </w:tc>
       </w:tr>
       <w:tr>
-        <w:tblPrEx>
-          <w:tblCellMar>
-            <w:top w:w="0" w:type="dxa"/>
-            <w:bottom w:w="0" w:type="dxa"/>
-          </w:tblCellMar>
-        </w:tblPrEx>
         <w:tc>
           <w:tcPr>
             <w:tcW w:w="700" w:type="dxa"/>
@@ -2607,7 +2527,6 @@
                 <w:sz w:val="20"/>
                 <w:szCs w:val="20"/>
               </w:rPr>
-              <w:lastRenderedPageBreak/>
               <w:t>[2]</w:t>
             </w:r>
           </w:p>
@@ -2695,12 +2614,6 @@
         </w:tc>
       </w:tr>
       <w:tr>
-        <w:tblPrEx>
-          <w:tblCellMar>
-            <w:top w:w="0" w:type="dxa"/>
-            <w:bottom w:w="0" w:type="dxa"/>
-          </w:tblCellMar>
-        </w:tblPrEx>
         <w:tc>
           <w:tcPr>
             <w:tcW w:w="700" w:type="dxa"/>
@@ -2811,12 +2724,6 @@
         </w:tc>
       </w:tr>
       <w:tr>
-        <w:tblPrEx>
-          <w:tblCellMar>
-            <w:top w:w="0" w:type="dxa"/>
-            <w:bottom w:w="0" w:type="dxa"/>
-          </w:tblCellMar>
-        </w:tblPrEx>
         <w:tc>
           <w:tcPr>
             <w:tcW w:w="700" w:type="dxa"/>
@@ -2927,12 +2834,6 @@
         </w:tc>
       </w:tr>
       <w:tr>
-        <w:tblPrEx>
-          <w:tblCellMar>
-            <w:top w:w="0" w:type="dxa"/>
-            <w:bottom w:w="0" w:type="dxa"/>
-          </w:tblCellMar>
-        </w:tblPrEx>
         <w:tc>
           <w:tcPr>
             <w:tcW w:w="700" w:type="dxa"/>
@@ -3043,12 +2944,6 @@
         </w:tc>
       </w:tr>
       <w:tr>
-        <w:tblPrEx>
-          <w:tblCellMar>
-            <w:top w:w="0" w:type="dxa"/>
-            <w:bottom w:w="0" w:type="dxa"/>
-          </w:tblCellMar>
-        </w:tblPrEx>
         <w:tc>
           <w:tcPr>
             <w:tcW w:w="700" w:type="dxa"/>
@@ -3072,6 +2967,7 @@
                 <w:sz w:val="20"/>
                 <w:szCs w:val="20"/>
               </w:rPr>
+              <w:lastRenderedPageBreak/>
               <w:t>[6]</w:t>
             </w:r>
           </w:p>
@@ -3159,12 +3055,6 @@
         </w:tc>
       </w:tr>
       <w:tr>
-        <w:tblPrEx>
-          <w:tblCellMar>
-            <w:top w:w="0" w:type="dxa"/>
-            <w:bottom w:w="0" w:type="dxa"/>
-          </w:tblCellMar>
-        </w:tblPrEx>
         <w:tc>
           <w:tcPr>
             <w:tcW w:w="700" w:type="dxa"/>
@@ -3275,12 +3165,6 @@
         </w:tc>
       </w:tr>
       <w:tr>
-        <w:tblPrEx>
-          <w:tblCellMar>
-            <w:top w:w="0" w:type="dxa"/>
-            <w:bottom w:w="0" w:type="dxa"/>
-          </w:tblCellMar>
-        </w:tblPrEx>
         <w:tc>
           <w:tcPr>
             <w:tcW w:w="700" w:type="dxa"/>
@@ -3391,12 +3275,6 @@
         </w:tc>
       </w:tr>
       <w:tr>
-        <w:tblPrEx>
-          <w:tblCellMar>
-            <w:top w:w="0" w:type="dxa"/>
-            <w:bottom w:w="0" w:type="dxa"/>
-          </w:tblCellMar>
-        </w:tblPrEx>
         <w:tc>
           <w:tcPr>
             <w:tcW w:w="700" w:type="dxa"/>
@@ -3507,12 +3385,6 @@
         </w:tc>
       </w:tr>
       <w:tr>
-        <w:tblPrEx>
-          <w:tblCellMar>
-            <w:top w:w="0" w:type="dxa"/>
-            <w:bottom w:w="0" w:type="dxa"/>
-          </w:tblCellMar>
-        </w:tblPrEx>
         <w:tc>
           <w:tcPr>
             <w:tcW w:w="700" w:type="dxa"/>
@@ -4020,7 +3892,6 @@
           <w:b/>
           <w:bCs/>
         </w:rPr>
-        <w:lastRenderedPageBreak/>
         <w:t>L_i</w:t>
       </w:r>
       <w:proofErr w:type="spellEnd"/>
@@ -4266,6 +4137,7 @@
         <w:pStyle w:val="Heading2"/>
       </w:pPr>
       <w:r>
+        <w:lastRenderedPageBreak/>
         <w:t>C. The Shamir Secret Sharing Construction</w:t>
       </w:r>
     </w:p>
@@ -5097,7 +4969,6 @@
         <w:rPr>
           <w:color w:val="1A1A1A"/>
         </w:rPr>
-        <w:lastRenderedPageBreak/>
         <w:t xml:space="preserve">which requires only 6 field operations (two multiplications, one subtraction, two divisions, and one addition). This demonstrates that the attack is not merely </w:t>
       </w:r>
       <w:proofErr w:type="gramStart"/>
@@ -5132,6 +5003,7 @@
         <w:rPr>
           <w:color w:val="1A1A1A"/>
         </w:rPr>
+        <w:lastRenderedPageBreak/>
         <w:t xml:space="preserve">Theorem 2. For a (t, n)-threshold Shamir scheme with degree d = n - 1 (i.e., t = n), any collection of t - 1 = n - 1 shares </w:t>
       </w:r>
       <w:proofErr w:type="gramStart"/>
@@ -5476,12 +5348,6 @@
         <w:gridCol w:w="4160"/>
       </w:tblGrid>
       <w:tr>
-        <w:tblPrEx>
-          <w:tblCellMar>
-            <w:top w:w="0" w:type="dxa"/>
-            <w:bottom w:w="0" w:type="dxa"/>
-          </w:tblCellMar>
-        </w:tblPrEx>
         <w:trPr>
           <w:tblHeader/>
         </w:trPr>
@@ -5623,12 +5489,6 @@
         </w:tc>
       </w:tr>
       <w:tr>
-        <w:tblPrEx>
-          <w:tblCellMar>
-            <w:top w:w="0" w:type="dxa"/>
-            <w:bottom w:w="0" w:type="dxa"/>
-          </w:tblCellMar>
-        </w:tblPrEx>
         <w:tc>
           <w:tcPr>
             <w:tcW w:w="2000" w:type="dxa"/>
@@ -5748,12 +5608,6 @@
         </w:tc>
       </w:tr>
       <w:tr>
-        <w:tblPrEx>
-          <w:tblCellMar>
-            <w:top w:w="0" w:type="dxa"/>
-            <w:bottom w:w="0" w:type="dxa"/>
-          </w:tblCellMar>
-        </w:tblPrEx>
         <w:tc>
           <w:tcPr>
             <w:tcW w:w="2000" w:type="dxa"/>
@@ -5873,12 +5727,6 @@
         </w:tc>
       </w:tr>
       <w:tr>
-        <w:tblPrEx>
-          <w:tblCellMar>
-            <w:top w:w="0" w:type="dxa"/>
-            <w:bottom w:w="0" w:type="dxa"/>
-          </w:tblCellMar>
-        </w:tblPrEx>
         <w:tc>
           <w:tcPr>
             <w:tcW w:w="2000" w:type="dxa"/>
@@ -5989,12 +5837,6 @@
         </w:tc>
       </w:tr>
       <w:tr>
-        <w:tblPrEx>
-          <w:tblCellMar>
-            <w:top w:w="0" w:type="dxa"/>
-            <w:bottom w:w="0" w:type="dxa"/>
-          </w:tblCellMar>
-        </w:tblPrEx>
         <w:tc>
           <w:tcPr>
             <w:tcW w:w="2000" w:type="dxa"/>
@@ -6107,12 +5949,6 @@
         </w:tc>
       </w:tr>
       <w:tr>
-        <w:tblPrEx>
-          <w:tblCellMar>
-            <w:top w:w="0" w:type="dxa"/>
-            <w:bottom w:w="0" w:type="dxa"/>
-          </w:tblCellMar>
-        </w:tblPrEx>
         <w:tc>
           <w:tcPr>
             <w:tcW w:w="2000" w:type="dxa"/>
@@ -6225,12 +6061,6 @@
         </w:tc>
       </w:tr>
       <w:tr>
-        <w:tblPrEx>
-          <w:tblCellMar>
-            <w:top w:w="0" w:type="dxa"/>
-            <w:bottom w:w="0" w:type="dxa"/>
-          </w:tblCellMar>
-        </w:tblPrEx>
         <w:tc>
           <w:tcPr>
             <w:tcW w:w="2000" w:type="dxa"/>
@@ -6341,12 +6171,6 @@
         </w:tc>
       </w:tr>
       <w:tr>
-        <w:tblPrEx>
-          <w:tblCellMar>
-            <w:top w:w="0" w:type="dxa"/>
-            <w:bottom w:w="0" w:type="dxa"/>
-          </w:tblCellMar>
-        </w:tblPrEx>
         <w:tc>
           <w:tcPr>
             <w:tcW w:w="2000" w:type="dxa"/>
@@ -6572,6 +6396,7 @@
         <w:pStyle w:val="Heading2"/>
       </w:pPr>
       <w:r>
+        <w:lastRenderedPageBreak/>
         <w:t>A. System Architecture</w:t>
       </w:r>
     </w:p>
@@ -6892,14 +6717,7 @@
         <w:rPr>
           <w:color w:val="1A1A1A"/>
         </w:rPr>
-        <w:t xml:space="preserve">Threat Model 1 — Passive Attacker against Low-Degree Configurations: The attacker is a passive adversary (honest-but-curious) who can observe the shares of up to t participants without being detected. </w:t>
-      </w:r>
-      <w:r>
-        <w:rPr>
-          <w:color w:val="1A1A1A"/>
-        </w:rPr>
-        <w:lastRenderedPageBreak/>
-        <w:t>The attacker does not modify shares or interfere with the reconstruction process. With exactly t shares of a low-degree polynomial, the attacker can reconstruct the secret perfectly.</w:t>
+        <w:t>Threat Model 1 — Passive Attacker against Low-Degree Configurations: The attacker is a passive adversary (honest-but-curious) who can observe the shares of up to t participants without being detected. The attacker does not modify shares or interfere with the reconstruction process. With exactly t shares of a low-degree polynomial, the attacker can reconstruct the secret perfectly.</w:t>
       </w:r>
     </w:p>
     <w:p>
@@ -6911,7 +6729,14 @@
         <w:rPr>
           <w:color w:val="1A1A1A"/>
         </w:rPr>
-        <w:t>Threat Model 2 — Active Attacker against High-Degree Configurations with Commitments: The attacker is an active adversary who can both observe shares and attempt to submit forged or modified shares during reconstruction. The commitment-based verification mechanism is designed to detect and reject all such attempts, reducing the attacker's effective capability to that of a passive adversary.</w:t>
+        <w:t xml:space="preserve">Threat Model 2 — Active Attacker against High-Degree Configurations with Commitments: The attacker is an active adversary who can both observe shares and attempt to submit forged or modified shares during </w:t>
+      </w:r>
+      <w:r>
+        <w:rPr>
+          <w:color w:val="1A1A1A"/>
+        </w:rPr>
+        <w:lastRenderedPageBreak/>
+        <w:t>reconstruction. The commitment-based verification mechanism is designed to detect and reject all such attempts, reducing the attacker's effective capability to that of a passive adversary.</w:t>
       </w:r>
     </w:p>
     <w:p>
@@ -7369,7 +7194,6 @@
         <w:pStyle w:val="Heading2"/>
       </w:pPr>
       <w:r>
-        <w:lastRenderedPageBreak/>
         <w:t>A. Implementation Philosophy</w:t>
       </w:r>
     </w:p>
@@ -7408,6 +7232,7 @@
         <w:rPr>
           <w:color w:val="1A1A1A"/>
         </w:rPr>
+        <w:lastRenderedPageBreak/>
         <w:t xml:space="preserve">All arithmetic is performed in the finite field </w:t>
       </w:r>
       <w:proofErr w:type="spellStart"/>
@@ -8704,7 +8529,6 @@
           <w:sz w:val="18"/>
           <w:szCs w:val="18"/>
         </w:rPr>
-        <w:lastRenderedPageBreak/>
         <w:t xml:space="preserve">    def </w:t>
       </w:r>
       <w:proofErr w:type="spellStart"/>
@@ -8990,6 +8814,7 @@
           <w:sz w:val="18"/>
           <w:szCs w:val="18"/>
         </w:rPr>
+        <w:lastRenderedPageBreak/>
         <w:t xml:space="preserve">            den = 1</w:t>
       </w:r>
     </w:p>
@@ -11023,6 +10848,7 @@
           <w:sz w:val="18"/>
           <w:szCs w:val="18"/>
         </w:rPr>
+        <w:lastRenderedPageBreak/>
         <w:t xml:space="preserve">            </w:t>
       </w:r>
       <w:proofErr w:type="spellStart"/>
@@ -12592,7 +12418,6 @@
           <w:sz w:val="18"/>
           <w:szCs w:val="18"/>
         </w:rPr>
-        <w:lastRenderedPageBreak/>
         <w:t xml:space="preserve">Input:  secret s, participants n, threshold </w:t>
       </w:r>
       <w:proofErr w:type="spellStart"/>
@@ -12825,6 +12650,7 @@
           <w:sz w:val="18"/>
           <w:szCs w:val="18"/>
         </w:rPr>
+        <w:lastRenderedPageBreak/>
         <w:t>4.     nonce[</w:t>
       </w:r>
       <w:proofErr w:type="spellStart"/>
@@ -13283,12 +13109,6 @@
         <w:gridCol w:w="1760"/>
       </w:tblGrid>
       <w:tr>
-        <w:tblPrEx>
-          <w:tblCellMar>
-            <w:top w:w="0" w:type="dxa"/>
-            <w:bottom w:w="0" w:type="dxa"/>
-          </w:tblCellMar>
-        </w:tblPrEx>
         <w:trPr>
           <w:tblHeader/>
         </w:trPr>
@@ -13558,12 +13378,6 @@
         </w:tc>
       </w:tr>
       <w:tr>
-        <w:tblPrEx>
-          <w:tblCellMar>
-            <w:top w:w="0" w:type="dxa"/>
-            <w:bottom w:w="0" w:type="dxa"/>
-          </w:tblCellMar>
-        </w:tblPrEx>
         <w:tc>
           <w:tcPr>
             <w:tcW w:w="900" w:type="dxa"/>
@@ -13755,12 +13569,6 @@
         </w:tc>
       </w:tr>
       <w:tr>
-        <w:tblPrEx>
-          <w:tblCellMar>
-            <w:top w:w="0" w:type="dxa"/>
-            <w:bottom w:w="0" w:type="dxa"/>
-          </w:tblCellMar>
-        </w:tblPrEx>
         <w:tc>
           <w:tcPr>
             <w:tcW w:w="900" w:type="dxa"/>
@@ -13952,12 +13760,6 @@
         </w:tc>
       </w:tr>
       <w:tr>
-        <w:tblPrEx>
-          <w:tblCellMar>
-            <w:top w:w="0" w:type="dxa"/>
-            <w:bottom w:w="0" w:type="dxa"/>
-          </w:tblCellMar>
-        </w:tblPrEx>
         <w:tc>
           <w:tcPr>
             <w:tcW w:w="900" w:type="dxa"/>
@@ -14149,12 +13951,6 @@
         </w:tc>
       </w:tr>
       <w:tr>
-        <w:tblPrEx>
-          <w:tblCellMar>
-            <w:top w:w="0" w:type="dxa"/>
-            <w:bottom w:w="0" w:type="dxa"/>
-          </w:tblCellMar>
-        </w:tblPrEx>
         <w:tc>
           <w:tcPr>
             <w:tcW w:w="900" w:type="dxa"/>
@@ -14346,12 +14142,6 @@
         </w:tc>
       </w:tr>
       <w:tr>
-        <w:tblPrEx>
-          <w:tblCellMar>
-            <w:top w:w="0" w:type="dxa"/>
-            <w:bottom w:w="0" w:type="dxa"/>
-          </w:tblCellMar>
-        </w:tblPrEx>
         <w:tc>
           <w:tcPr>
             <w:tcW w:w="900" w:type="dxa"/>
@@ -14543,12 +14333,6 @@
         </w:tc>
       </w:tr>
       <w:tr>
-        <w:tblPrEx>
-          <w:tblCellMar>
-            <w:top w:w="0" w:type="dxa"/>
-            <w:bottom w:w="0" w:type="dxa"/>
-          </w:tblCellMar>
-        </w:tblPrEx>
         <w:tc>
           <w:tcPr>
             <w:tcW w:w="900" w:type="dxa"/>
@@ -14740,12 +14524,6 @@
         </w:tc>
       </w:tr>
       <w:tr>
-        <w:tblPrEx>
-          <w:tblCellMar>
-            <w:top w:w="0" w:type="dxa"/>
-            <w:bottom w:w="0" w:type="dxa"/>
-          </w:tblCellMar>
-        </w:tblPrEx>
         <w:tc>
           <w:tcPr>
             <w:tcW w:w="900" w:type="dxa"/>
@@ -14937,12 +14715,6 @@
         </w:tc>
       </w:tr>
       <w:tr>
-        <w:tblPrEx>
-          <w:tblCellMar>
-            <w:top w:w="0" w:type="dxa"/>
-            <w:bottom w:w="0" w:type="dxa"/>
-          </w:tblCellMar>
-        </w:tblPrEx>
         <w:tc>
           <w:tcPr>
             <w:tcW w:w="900" w:type="dxa"/>
@@ -15134,12 +14906,6 @@
         </w:tc>
       </w:tr>
       <w:tr>
-        <w:tblPrEx>
-          <w:tblCellMar>
-            <w:top w:w="0" w:type="dxa"/>
-            <w:bottom w:w="0" w:type="dxa"/>
-          </w:tblCellMar>
-        </w:tblPrEx>
         <w:tc>
           <w:tcPr>
             <w:tcW w:w="900" w:type="dxa"/>
@@ -15331,12 +15097,6 @@
         </w:tc>
       </w:tr>
       <w:tr>
-        <w:tblPrEx>
-          <w:tblCellMar>
-            <w:top w:w="0" w:type="dxa"/>
-            <w:bottom w:w="0" w:type="dxa"/>
-          </w:tblCellMar>
-        </w:tblPrEx>
         <w:tc>
           <w:tcPr>
             <w:tcW w:w="900" w:type="dxa"/>
@@ -15528,12 +15288,6 @@
         </w:tc>
       </w:tr>
       <w:tr>
-        <w:tblPrEx>
-          <w:tblCellMar>
-            <w:top w:w="0" w:type="dxa"/>
-            <w:bottom w:w="0" w:type="dxa"/>
-          </w:tblCellMar>
-        </w:tblPrEx>
         <w:tc>
           <w:tcPr>
             <w:tcW w:w="900" w:type="dxa"/>
@@ -15557,7 +15311,6 @@
                 <w:sz w:val="20"/>
                 <w:szCs w:val="20"/>
               </w:rPr>
-              <w:lastRenderedPageBreak/>
               <w:t>TC-11</w:t>
             </w:r>
           </w:p>
@@ -15726,12 +15479,6 @@
         </w:tc>
       </w:tr>
       <w:tr>
-        <w:tblPrEx>
-          <w:tblCellMar>
-            <w:top w:w="0" w:type="dxa"/>
-            <w:bottom w:w="0" w:type="dxa"/>
-          </w:tblCellMar>
-        </w:tblPrEx>
         <w:tc>
           <w:tcPr>
             <w:tcW w:w="900" w:type="dxa"/>
@@ -15923,12 +15670,6 @@
         </w:tc>
       </w:tr>
       <w:tr>
-        <w:tblPrEx>
-          <w:tblCellMar>
-            <w:top w:w="0" w:type="dxa"/>
-            <w:bottom w:w="0" w:type="dxa"/>
-          </w:tblCellMar>
-        </w:tblPrEx>
         <w:tc>
           <w:tcPr>
             <w:tcW w:w="900" w:type="dxa"/>
@@ -16120,12 +15861,6 @@
         </w:tc>
       </w:tr>
       <w:tr>
-        <w:tblPrEx>
-          <w:tblCellMar>
-            <w:top w:w="0" w:type="dxa"/>
-            <w:bottom w:w="0" w:type="dxa"/>
-          </w:tblCellMar>
-        </w:tblPrEx>
         <w:tc>
           <w:tcPr>
             <w:tcW w:w="900" w:type="dxa"/>
@@ -16149,6 +15884,7 @@
                 <w:sz w:val="20"/>
                 <w:szCs w:val="20"/>
               </w:rPr>
+              <w:lastRenderedPageBreak/>
               <w:t>TC-14 to TC-25</w:t>
             </w:r>
           </w:p>
@@ -16359,12 +16095,6 @@
         <w:gridCol w:w="2560"/>
       </w:tblGrid>
       <w:tr>
-        <w:tblPrEx>
-          <w:tblCellMar>
-            <w:top w:w="0" w:type="dxa"/>
-            <w:bottom w:w="0" w:type="dxa"/>
-          </w:tblCellMar>
-        </w:tblPrEx>
         <w:trPr>
           <w:tblHeader/>
         </w:trPr>
@@ -16506,12 +16236,6 @@
         </w:tc>
       </w:tr>
       <w:tr>
-        <w:tblPrEx>
-          <w:tblCellMar>
-            <w:top w:w="0" w:type="dxa"/>
-            <w:bottom w:w="0" w:type="dxa"/>
-          </w:tblCellMar>
-        </w:tblPrEx>
         <w:tc>
           <w:tcPr>
             <w:tcW w:w="2800" w:type="dxa"/>
@@ -16622,12 +16346,6 @@
         </w:tc>
       </w:tr>
       <w:tr>
-        <w:tblPrEx>
-          <w:tblCellMar>
-            <w:top w:w="0" w:type="dxa"/>
-            <w:bottom w:w="0" w:type="dxa"/>
-          </w:tblCellMar>
-        </w:tblPrEx>
         <w:tc>
           <w:tcPr>
             <w:tcW w:w="2800" w:type="dxa"/>
@@ -16756,12 +16474,6 @@
         </w:tc>
       </w:tr>
       <w:tr>
-        <w:tblPrEx>
-          <w:tblCellMar>
-            <w:top w:w="0" w:type="dxa"/>
-            <w:bottom w:w="0" w:type="dxa"/>
-          </w:tblCellMar>
-        </w:tblPrEx>
         <w:tc>
           <w:tcPr>
             <w:tcW w:w="2800" w:type="dxa"/>
@@ -16872,12 +16584,6 @@
         </w:tc>
       </w:tr>
       <w:tr>
-        <w:tblPrEx>
-          <w:tblCellMar>
-            <w:top w:w="0" w:type="dxa"/>
-            <w:bottom w:w="0" w:type="dxa"/>
-          </w:tblCellMar>
-        </w:tblPrEx>
         <w:tc>
           <w:tcPr>
             <w:tcW w:w="2800" w:type="dxa"/>
@@ -16988,12 +16694,6 @@
         </w:tc>
       </w:tr>
       <w:tr>
-        <w:tblPrEx>
-          <w:tblCellMar>
-            <w:top w:w="0" w:type="dxa"/>
-            <w:bottom w:w="0" w:type="dxa"/>
-          </w:tblCellMar>
-        </w:tblPrEx>
         <w:tc>
           <w:tcPr>
             <w:tcW w:w="2800" w:type="dxa"/>
@@ -17104,12 +16804,6 @@
         </w:tc>
       </w:tr>
       <w:tr>
-        <w:tblPrEx>
-          <w:tblCellMar>
-            <w:top w:w="0" w:type="dxa"/>
-            <w:bottom w:w="0" w:type="dxa"/>
-          </w:tblCellMar>
-        </w:tblPrEx>
         <w:tc>
           <w:tcPr>
             <w:tcW w:w="2800" w:type="dxa"/>
@@ -17314,14 +17008,14 @@
         <w:rPr>
           <w:color w:val="1A1A1A"/>
         </w:rPr>
-        <w:t xml:space="preserve">This graph plots computational time (in milliseconds, on the y-axis) as a function of polynomial degree d (on the x-axis, ranging from 1 to n-1). The curve shows a roughly quadratic growth in setup time with increasing polynomial degree, consistent with the O(n^2) complexity of the Lagrange interpolation for n </w:t>
+        <w:t xml:space="preserve">This graph plots computational time (in milliseconds, on the y-axis) as a function of polynomial degree d (on the x-axis, ranging from 1 to n-1). The curve shows a roughly quadratic growth in setup time with increasing polynomial degree, consistent with the O(n^2) complexity of the Lagrange interpolation for n shares. The region d = 1 and d = 2 (corresponding to t = 2 and t = 3) is highlighted in red as the vulnerability zone. The region d &gt;= n/2 is highlighted in green as the security zone. The graph confirms that the </w:t>
       </w:r>
       <w:r>
         <w:rPr>
           <w:color w:val="1A1A1A"/>
         </w:rPr>
         <w:lastRenderedPageBreak/>
-        <w:t>shares. The region d = 1 and d = 2 (corresponding to t = 2 and t = 3) is highlighted in red as the vulnerability zone. The region d &gt;= n/2 is highlighted in green as the security zone. The graph confirms that the computational overhead of secure configurations is modest — approximately 15x that of the most vulnerable configurations — and entirely acceptable for the security gains achieved.</w:t>
+        <w:t>computational overhead of secure configurations is modest — approximately 15x that of the most vulnerable configurations — and entirely acceptable for the security gains achieved.</w:t>
       </w:r>
     </w:p>
     <w:p>
@@ -17625,14 +17319,14 @@
         <w:rPr>
           <w:color w:val="1A1A1A"/>
         </w:rPr>
-        <w:t xml:space="preserve">|input| / 64) compression rounds. Since each coefficient is at most 127 bits and </w:t>
+        <w:t xml:space="preserve">|input| / 64) compression rounds. Since each coefficient is at most 127 bits and each nonce is 256 bits, the total input length is at most 383 bits = 6 blocks of 64 bits. Generating </w:t>
       </w:r>
       <w:r>
         <w:rPr>
           <w:color w:val="1A1A1A"/>
         </w:rPr>
         <w:lastRenderedPageBreak/>
-        <w:t xml:space="preserve">each nonce is 256 bits, the total input length is at most 383 bits = 6 blocks of 64 bits. Generating commitments for all d + 1 coefficients requires O(d) SHA-256 calls, each taking </w:t>
+        <w:t xml:space="preserve">commitments for all d + 1 coefficients requires O(d) SHA-256 calls, each taking </w:t>
       </w:r>
       <w:proofErr w:type="gramStart"/>
       <w:r>
@@ -17723,12 +17417,6 @@
         <w:gridCol w:w="1560"/>
       </w:tblGrid>
       <w:tr>
-        <w:tblPrEx>
-          <w:tblCellMar>
-            <w:top w:w="0" w:type="dxa"/>
-            <w:bottom w:w="0" w:type="dxa"/>
-          </w:tblCellMar>
-        </w:tblPrEx>
         <w:trPr>
           <w:tblHeader/>
         </w:trPr>
@@ -18038,12 +17726,6 @@
         </w:tc>
       </w:tr>
       <w:tr>
-        <w:tblPrEx>
-          <w:tblCellMar>
-            <w:top w:w="0" w:type="dxa"/>
-            <w:bottom w:w="0" w:type="dxa"/>
-          </w:tblCellMar>
-        </w:tblPrEx>
         <w:tc>
           <w:tcPr>
             <w:tcW w:w="700" w:type="dxa"/>
@@ -18235,12 +17917,6 @@
         </w:tc>
       </w:tr>
       <w:tr>
-        <w:tblPrEx>
-          <w:tblCellMar>
-            <w:top w:w="0" w:type="dxa"/>
-            <w:bottom w:w="0" w:type="dxa"/>
-          </w:tblCellMar>
-        </w:tblPrEx>
         <w:tc>
           <w:tcPr>
             <w:tcW w:w="700" w:type="dxa"/>
@@ -18432,12 +18108,6 @@
         </w:tc>
       </w:tr>
       <w:tr>
-        <w:tblPrEx>
-          <w:tblCellMar>
-            <w:top w:w="0" w:type="dxa"/>
-            <w:bottom w:w="0" w:type="dxa"/>
-          </w:tblCellMar>
-        </w:tblPrEx>
         <w:tc>
           <w:tcPr>
             <w:tcW w:w="700" w:type="dxa"/>
@@ -18629,12 +18299,6 @@
         </w:tc>
       </w:tr>
       <w:tr>
-        <w:tblPrEx>
-          <w:tblCellMar>
-            <w:top w:w="0" w:type="dxa"/>
-            <w:bottom w:w="0" w:type="dxa"/>
-          </w:tblCellMar>
-        </w:tblPrEx>
         <w:tc>
           <w:tcPr>
             <w:tcW w:w="700" w:type="dxa"/>
@@ -18826,12 +18490,6 @@
         </w:tc>
       </w:tr>
       <w:tr>
-        <w:tblPrEx>
-          <w:tblCellMar>
-            <w:top w:w="0" w:type="dxa"/>
-            <w:bottom w:w="0" w:type="dxa"/>
-          </w:tblCellMar>
-        </w:tblPrEx>
         <w:tc>
           <w:tcPr>
             <w:tcW w:w="700" w:type="dxa"/>
@@ -19023,12 +18681,6 @@
         </w:tc>
       </w:tr>
       <w:tr>
-        <w:tblPrEx>
-          <w:tblCellMar>
-            <w:top w:w="0" w:type="dxa"/>
-            <w:bottom w:w="0" w:type="dxa"/>
-          </w:tblCellMar>
-        </w:tblPrEx>
         <w:tc>
           <w:tcPr>
             <w:tcW w:w="700" w:type="dxa"/>
@@ -19330,7 +18982,6 @@
         <w:rPr>
           <w:color w:val="1A1A1A"/>
         </w:rPr>
-        <w:lastRenderedPageBreak/>
         <w:t>Correctness: Any set of t or more shares uniquely and correctly determines the secret s. Formally, for any set S of t or more shares generated from secret s, Reconstruct(S) = s with probability 1.</w:t>
       </w:r>
     </w:p>
@@ -19343,6 +18994,7 @@
         <w:rPr>
           <w:color w:val="1A1A1A"/>
         </w:rPr>
+        <w:lastRenderedPageBreak/>
         <w:t xml:space="preserve">Perfect Secrecy: Any set of fewer than t shares </w:t>
       </w:r>
       <w:proofErr w:type="gramStart"/>
@@ -19527,12 +19179,6 @@
         <w:gridCol w:w="2760"/>
       </w:tblGrid>
       <w:tr>
-        <w:tblPrEx>
-          <w:tblCellMar>
-            <w:top w:w="0" w:type="dxa"/>
-            <w:bottom w:w="0" w:type="dxa"/>
-          </w:tblCellMar>
-        </w:tblPrEx>
         <w:trPr>
           <w:tblHeader/>
         </w:trPr>
@@ -19674,12 +19320,6 @@
         </w:tc>
       </w:tr>
       <w:tr>
-        <w:tblPrEx>
-          <w:tblCellMar>
-            <w:top w:w="0" w:type="dxa"/>
-            <w:bottom w:w="0" w:type="dxa"/>
-          </w:tblCellMar>
-        </w:tblPrEx>
         <w:tc>
           <w:tcPr>
             <w:tcW w:w="2400" w:type="dxa"/>
@@ -19790,12 +19430,6 @@
         </w:tc>
       </w:tr>
       <w:tr>
-        <w:tblPrEx>
-          <w:tblCellMar>
-            <w:top w:w="0" w:type="dxa"/>
-            <w:bottom w:w="0" w:type="dxa"/>
-          </w:tblCellMar>
-        </w:tblPrEx>
         <w:tc>
           <w:tcPr>
             <w:tcW w:w="2400" w:type="dxa"/>
@@ -19906,12 +19540,6 @@
         </w:tc>
       </w:tr>
       <w:tr>
-        <w:tblPrEx>
-          <w:tblCellMar>
-            <w:top w:w="0" w:type="dxa"/>
-            <w:bottom w:w="0" w:type="dxa"/>
-          </w:tblCellMar>
-        </w:tblPrEx>
         <w:tc>
           <w:tcPr>
             <w:tcW w:w="2400" w:type="dxa"/>
@@ -20022,12 +19650,6 @@
         </w:tc>
       </w:tr>
       <w:tr>
-        <w:tblPrEx>
-          <w:tblCellMar>
-            <w:top w:w="0" w:type="dxa"/>
-            <w:bottom w:w="0" w:type="dxa"/>
-          </w:tblCellMar>
-        </w:tblPrEx>
         <w:tc>
           <w:tcPr>
             <w:tcW w:w="2400" w:type="dxa"/>
@@ -20051,7 +19673,6 @@
                 <w:sz w:val="20"/>
                 <w:szCs w:val="20"/>
               </w:rPr>
-              <w:lastRenderedPageBreak/>
               <w:t>Active Attack Resistance</w:t>
             </w:r>
           </w:p>
@@ -20139,12 +19760,6 @@
         </w:tc>
       </w:tr>
       <w:tr>
-        <w:tblPrEx>
-          <w:tblCellMar>
-            <w:top w:w="0" w:type="dxa"/>
-            <w:bottom w:w="0" w:type="dxa"/>
-          </w:tblCellMar>
-        </w:tblPrEx>
         <w:tc>
           <w:tcPr>
             <w:tcW w:w="2400" w:type="dxa"/>
@@ -20255,12 +19870,6 @@
         </w:tc>
       </w:tr>
       <w:tr>
-        <w:tblPrEx>
-          <w:tblCellMar>
-            <w:top w:w="0" w:type="dxa"/>
-            <w:bottom w:w="0" w:type="dxa"/>
-          </w:tblCellMar>
-        </w:tblPrEx>
         <w:tc>
           <w:tcPr>
             <w:tcW w:w="2400" w:type="dxa"/>
@@ -20284,6 +19893,7 @@
                 <w:sz w:val="20"/>
                 <w:szCs w:val="20"/>
               </w:rPr>
+              <w:lastRenderedPageBreak/>
               <w:t>Attack Complexity</w:t>
             </w:r>
           </w:p>
@@ -20499,7 +20109,6 @@
         <w:pStyle w:val="Heading2"/>
       </w:pPr>
       <w:r>
-        <w:lastRenderedPageBreak/>
         <w:t>B. Future Work</w:t>
       </w:r>
     </w:p>
@@ -20525,6 +20134,7 @@
         <w:spacing w:after="80"/>
       </w:pPr>
       <w:r>
+        <w:lastRenderedPageBreak/>
         <w:t>Multi-Secret Sharing: Extending the scheme to simultaneously share multiple secrets with a single polynomial evaluation, reducing communication overhead.</w:t>
       </w:r>
     </w:p>
@@ -20689,14 +20299,14 @@
         <w:rPr>
           <w:color w:val="1A1A1A"/>
         </w:rPr>
-        <w:t xml:space="preserve">. In cryptographic protocol design, parameter selection is not a secondary concern but a primary determinant of security. The </w:t>
+        <w:t xml:space="preserve">. In cryptographic protocol design, parameter selection is not a secondary concern but a primary determinant of security. The mathematical guarantees of a scheme are only realized when the scheme is configured within its prescribed parameter ranges. Convenience-driven parameter choices — such as low thresholds for ease of reconstruction — can entirely negate the security properties that motivated the adoption of the scheme in </w:t>
       </w:r>
       <w:r>
         <w:rPr>
           <w:color w:val="1A1A1A"/>
         </w:rPr>
         <w:lastRenderedPageBreak/>
-        <w:t>mathematical guarantees of a scheme are only realized when the scheme is configured within its prescribed parameter ranges. Convenience-driven parameter choices — such as low thresholds for ease of reconstruction — can entirely negate the security properties that motivated the adoption of the scheme in the first place. Practitioners deploying threshold secret sharing schemes must be aware of these trade-offs and must choose parameters that reflect the actual security requirements of their application, even at the cost of some operational overhead.</w:t>
+        <w:t>the first place. Practitioners deploying threshold secret sharing schemes must be aware of these trade-offs and must choose parameters that reflect the actual security requirements of their application, even at the cost of some operational overhead.</w:t>
       </w:r>
     </w:p>
     <w:p>
@@ -20860,7 +20470,6 @@
         </w:pBdr>
       </w:pPr>
       <w:r>
-        <w:lastRenderedPageBreak/>
         <w:t>APPENDIX A: KEY SOURCE CODE LISTINGS</w:t>
       </w:r>
     </w:p>
@@ -20884,6 +20493,7 @@
           <w:sz w:val="18"/>
           <w:szCs w:val="18"/>
         </w:rPr>
+        <w:lastRenderedPageBreak/>
         <w:t># shamir_sss.py — Complete Implementation</w:t>
       </w:r>
     </w:p>
@@ -22638,7 +22248,6 @@
           <w:sz w:val="18"/>
           <w:szCs w:val="18"/>
         </w:rPr>
-        <w:lastRenderedPageBreak/>
         <w:t xml:space="preserve">        nonce = </w:t>
       </w:r>
       <w:proofErr w:type="spellStart"/>
@@ -23851,12 +23460,6 @@
         <w:gridCol w:w="843"/>
       </w:tblGrid>
       <w:tr>
-        <w:tblPrEx>
-          <w:tblCellMar>
-            <w:top w:w="0" w:type="dxa"/>
-            <w:bottom w:w="0" w:type="dxa"/>
-          </w:tblCellMar>
-        </w:tblPrEx>
         <w:trPr>
           <w:tblHeader/>
         </w:trPr>
@@ -24158,12 +23761,6 @@
         </w:tc>
       </w:tr>
       <w:tr>
-        <w:tblPrEx>
-          <w:tblCellMar>
-            <w:top w:w="0" w:type="dxa"/>
-            <w:bottom w:w="0" w:type="dxa"/>
-          </w:tblCellMar>
-        </w:tblPrEx>
         <w:tc>
           <w:tcPr>
             <w:tcW w:w="500" w:type="dxa"/>
@@ -24382,12 +23979,6 @@
         </w:tc>
       </w:tr>
       <w:tr>
-        <w:tblPrEx>
-          <w:tblCellMar>
-            <w:top w:w="0" w:type="dxa"/>
-            <w:bottom w:w="0" w:type="dxa"/>
-          </w:tblCellMar>
-        </w:tblPrEx>
         <w:tc>
           <w:tcPr>
             <w:tcW w:w="500" w:type="dxa"/>
@@ -24606,12 +24197,6 @@
         </w:tc>
       </w:tr>
       <w:tr>
-        <w:tblPrEx>
-          <w:tblCellMar>
-            <w:top w:w="0" w:type="dxa"/>
-            <w:bottom w:w="0" w:type="dxa"/>
-          </w:tblCellMar>
-        </w:tblPrEx>
         <w:tc>
           <w:tcPr>
             <w:tcW w:w="500" w:type="dxa"/>
@@ -24846,12 +24431,6 @@
         </w:tc>
       </w:tr>
       <w:tr>
-        <w:tblPrEx>
-          <w:tblCellMar>
-            <w:top w:w="0" w:type="dxa"/>
-            <w:bottom w:w="0" w:type="dxa"/>
-          </w:tblCellMar>
-        </w:tblPrEx>
         <w:tc>
           <w:tcPr>
             <w:tcW w:w="500" w:type="dxa"/>
@@ -25070,12 +24649,6 @@
         </w:tc>
       </w:tr>
       <w:tr>
-        <w:tblPrEx>
-          <w:tblCellMar>
-            <w:top w:w="0" w:type="dxa"/>
-            <w:bottom w:w="0" w:type="dxa"/>
-          </w:tblCellMar>
-        </w:tblPrEx>
         <w:tc>
           <w:tcPr>
             <w:tcW w:w="500" w:type="dxa"/>
@@ -25310,12 +24883,6 @@
         </w:tc>
       </w:tr>
       <w:tr>
-        <w:tblPrEx>
-          <w:tblCellMar>
-            <w:top w:w="0" w:type="dxa"/>
-            <w:bottom w:w="0" w:type="dxa"/>
-          </w:tblCellMar>
-        </w:tblPrEx>
         <w:tc>
           <w:tcPr>
             <w:tcW w:w="500" w:type="dxa"/>
@@ -25534,12 +25101,6 @@
         </w:tc>
       </w:tr>
       <w:tr>
-        <w:tblPrEx>
-          <w:tblCellMar>
-            <w:top w:w="0" w:type="dxa"/>
-            <w:bottom w:w="0" w:type="dxa"/>
-          </w:tblCellMar>
-        </w:tblPrEx>
         <w:tc>
           <w:tcPr>
             <w:tcW w:w="500" w:type="dxa"/>
@@ -25774,12 +25335,6 @@
         </w:tc>
       </w:tr>
       <w:tr>
-        <w:tblPrEx>
-          <w:tblCellMar>
-            <w:top w:w="0" w:type="dxa"/>
-            <w:bottom w:w="0" w:type="dxa"/>
-          </w:tblCellMar>
-        </w:tblPrEx>
         <w:tc>
           <w:tcPr>
             <w:tcW w:w="500" w:type="dxa"/>
@@ -25998,12 +25553,6 @@
         </w:tc>
       </w:tr>
       <w:tr>
-        <w:tblPrEx>
-          <w:tblCellMar>
-            <w:top w:w="0" w:type="dxa"/>
-            <w:bottom w:w="0" w:type="dxa"/>
-          </w:tblCellMar>
-        </w:tblPrEx>
         <w:tc>
           <w:tcPr>
             <w:tcW w:w="500" w:type="dxa"/>
@@ -26238,12 +25787,6 @@
         </w:tc>
       </w:tr>
       <w:tr>
-        <w:tblPrEx>
-          <w:tblCellMar>
-            <w:top w:w="0" w:type="dxa"/>
-            <w:bottom w:w="0" w:type="dxa"/>
-          </w:tblCellMar>
-        </w:tblPrEx>
         <w:tc>
           <w:tcPr>
             <w:tcW w:w="500" w:type="dxa"/>
@@ -26267,7 +25810,6 @@
                 <w:sz w:val="20"/>
                 <w:szCs w:val="20"/>
               </w:rPr>
-              <w:lastRenderedPageBreak/>
               <w:t>10</w:t>
             </w:r>
           </w:p>
@@ -26463,12 +26005,6 @@
         </w:tc>
       </w:tr>
       <w:tr>
-        <w:tblPrEx>
-          <w:tblCellMar>
-            <w:top w:w="0" w:type="dxa"/>
-            <w:bottom w:w="0" w:type="dxa"/>
-          </w:tblCellMar>
-        </w:tblPrEx>
         <w:tc>
           <w:tcPr>
             <w:tcW w:w="500" w:type="dxa"/>
@@ -26703,12 +26239,6 @@
         </w:tc>
       </w:tr>
       <w:tr>
-        <w:tblPrEx>
-          <w:tblCellMar>
-            <w:top w:w="0" w:type="dxa"/>
-            <w:bottom w:w="0" w:type="dxa"/>
-          </w:tblCellMar>
-        </w:tblPrEx>
         <w:tc>
           <w:tcPr>
             <w:tcW w:w="500" w:type="dxa"/>
@@ -26927,12 +26457,6 @@
         </w:tc>
       </w:tr>
       <w:tr>
-        <w:tblPrEx>
-          <w:tblCellMar>
-            <w:top w:w="0" w:type="dxa"/>
-            <w:bottom w:w="0" w:type="dxa"/>
-          </w:tblCellMar>
-        </w:tblPrEx>
         <w:tc>
           <w:tcPr>
             <w:tcW w:w="500" w:type="dxa"/>
@@ -26956,6 +26480,7 @@
                 <w:sz w:val="20"/>
                 <w:szCs w:val="20"/>
               </w:rPr>
+              <w:lastRenderedPageBreak/>
               <w:t>13</w:t>
             </w:r>
           </w:p>
@@ -27167,12 +26692,6 @@
         </w:tc>
       </w:tr>
       <w:tr>
-        <w:tblPrEx>
-          <w:tblCellMar>
-            <w:top w:w="0" w:type="dxa"/>
-            <w:bottom w:w="0" w:type="dxa"/>
-          </w:tblCellMar>
-        </w:tblPrEx>
         <w:tc>
           <w:tcPr>
             <w:tcW w:w="500" w:type="dxa"/>
@@ -27391,12 +26910,6 @@
         </w:tc>
       </w:tr>
       <w:tr>
-        <w:tblPrEx>
-          <w:tblCellMar>
-            <w:top w:w="0" w:type="dxa"/>
-            <w:bottom w:w="0" w:type="dxa"/>
-          </w:tblCellMar>
-        </w:tblPrEx>
         <w:tc>
           <w:tcPr>
             <w:tcW w:w="500" w:type="dxa"/>
@@ -27615,12 +27128,6 @@
         </w:tc>
       </w:tr>
       <w:tr>
-        <w:tblPrEx>
-          <w:tblCellMar>
-            <w:top w:w="0" w:type="dxa"/>
-            <w:bottom w:w="0" w:type="dxa"/>
-          </w:tblCellMar>
-        </w:tblPrEx>
         <w:tc>
           <w:tcPr>
             <w:tcW w:w="500" w:type="dxa"/>
@@ -27839,12 +27346,6 @@
         </w:tc>
       </w:tr>
       <w:tr>
-        <w:tblPrEx>
-          <w:tblCellMar>
-            <w:top w:w="0" w:type="dxa"/>
-            <w:bottom w:w="0" w:type="dxa"/>
-          </w:tblCellMar>
-        </w:tblPrEx>
         <w:tc>
           <w:tcPr>
             <w:tcW w:w="500" w:type="dxa"/>
@@ -28079,12 +27580,6 @@
         </w:tc>
       </w:tr>
       <w:tr>
-        <w:tblPrEx>
-          <w:tblCellMar>
-            <w:top w:w="0" w:type="dxa"/>
-            <w:bottom w:w="0" w:type="dxa"/>
-          </w:tblCellMar>
-        </w:tblPrEx>
         <w:tc>
           <w:tcPr>
             <w:tcW w:w="500" w:type="dxa"/>
@@ -28303,12 +27798,6 @@
         </w:tc>
       </w:tr>
       <w:tr>
-        <w:tblPrEx>
-          <w:tblCellMar>
-            <w:top w:w="0" w:type="dxa"/>
-            <w:bottom w:w="0" w:type="dxa"/>
-          </w:tblCellMar>
-        </w:tblPrEx>
         <w:tc>
           <w:tcPr>
             <w:tcW w:w="500" w:type="dxa"/>
@@ -28543,12 +28032,6 @@
         </w:tc>
       </w:tr>
       <w:tr>
-        <w:tblPrEx>
-          <w:tblCellMar>
-            <w:top w:w="0" w:type="dxa"/>
-            <w:bottom w:w="0" w:type="dxa"/>
-          </w:tblCellMar>
-        </w:tblPrEx>
         <w:tc>
           <w:tcPr>
             <w:tcW w:w="500" w:type="dxa"/>
@@ -28783,12 +28266,6 @@
         </w:tc>
       </w:tr>
       <w:tr>
-        <w:tblPrEx>
-          <w:tblCellMar>
-            <w:top w:w="0" w:type="dxa"/>
-            <w:bottom w:w="0" w:type="dxa"/>
-          </w:tblCellMar>
-        </w:tblPrEx>
         <w:tc>
           <w:tcPr>
             <w:tcW w:w="500" w:type="dxa"/>
@@ -29023,12 +28500,6 @@
         </w:tc>
       </w:tr>
       <w:tr>
-        <w:tblPrEx>
-          <w:tblCellMar>
-            <w:top w:w="0" w:type="dxa"/>
-            <w:bottom w:w="0" w:type="dxa"/>
-          </w:tblCellMar>
-        </w:tblPrEx>
         <w:tc>
           <w:tcPr>
             <w:tcW w:w="500" w:type="dxa"/>
@@ -29263,12 +28734,6 @@
         </w:tc>
       </w:tr>
       <w:tr>
-        <w:tblPrEx>
-          <w:tblCellMar>
-            <w:top w:w="0" w:type="dxa"/>
-            <w:bottom w:w="0" w:type="dxa"/>
-          </w:tblCellMar>
-        </w:tblPrEx>
         <w:tc>
           <w:tcPr>
             <w:tcW w:w="500" w:type="dxa"/>
@@ -29487,12 +28952,6 @@
         </w:tc>
       </w:tr>
       <w:tr>
-        <w:tblPrEx>
-          <w:tblCellMar>
-            <w:top w:w="0" w:type="dxa"/>
-            <w:bottom w:w="0" w:type="dxa"/>
-          </w:tblCellMar>
-        </w:tblPrEx>
         <w:tc>
           <w:tcPr>
             <w:tcW w:w="500" w:type="dxa"/>
@@ -29727,12 +29186,6 @@
         </w:tc>
       </w:tr>
       <w:tr>
-        <w:tblPrEx>
-          <w:tblCellMar>
-            <w:top w:w="0" w:type="dxa"/>
-            <w:bottom w:w="0" w:type="dxa"/>
-          </w:tblCellMar>
-        </w:tblPrEx>
         <w:tc>
           <w:tcPr>
             <w:tcW w:w="500" w:type="dxa"/>
